--- a/klagomålsmail/A 53665-2024 FSC-klagomål mail.docx
+++ b/klagomålsmail/A 53665-2024 FSC-klagomål mail.docx
@@ -11,7 +11,7 @@
     </w:p>
     <w:p>
       <w:r>
-        <w:t>Vi vill informera om att det i avverkningsanmälan A 53665-2024 i Lindesbergs kommun har hittats 13 naturvårdsarter varav 5 är rödlistade.</w:t>
+        <w:t>Vi vill informera om att det i avverkningsanmälan A 53665-2024 i Lindesbergs kommun har hittats 18 naturvårdsarter varav 6 är rödlistade.</w:t>
       </w:r>
     </w:p>
     <w:p>

--- a/klagomålsmail/A 53665-2024 FSC-klagomål mail.docx
+++ b/klagomålsmail/A 53665-2024 FSC-klagomål mail.docx
@@ -11,7 +11,7 @@
     </w:p>
     <w:p>
       <w:r>
-        <w:t>Vi vill informera om att det i avverkningsanmälan A 53665-2024 i Lindesbergs kommun har hittats 18 naturvårdsarter varav 6 är rödlistade.</w:t>
+        <w:t>Vi vill informera om att det i avverkningsanmälan A 53665-2024 i Lindesbergs kommun har hittats 20 naturvårdsarter varav 7 är rödlistade.</w:t>
       </w:r>
     </w:p>
     <w:p>

--- a/klagomålsmail/A 53665-2024 FSC-klagomål mail.docx
+++ b/klagomålsmail/A 53665-2024 FSC-klagomål mail.docx
@@ -11,7 +11,7 @@
     </w:p>
     <w:p>
       <w:r>
-        <w:t>Vi vill informera om att det i avverkningsanmälan A 53665-2024 i Lindesbergs kommun har hittats 20 naturvårdsarter varav 7 är rödlistade.</w:t>
+        <w:t>Vi vill informera om att det i avverkningsanmälan A 53665-2024 i Lindesbergs kommun har hittats 22 naturvårdsarter varav 7 är rödlistade.</w:t>
       </w:r>
     </w:p>
     <w:p>

--- a/klagomålsmail/A 53665-2024 FSC-klagomål mail.docx
+++ b/klagomålsmail/A 53665-2024 FSC-klagomål mail.docx
@@ -11,7 +11,7 @@
     </w:p>
     <w:p>
       <w:r>
-        <w:t>Vi vill informera om att det i avverkningsanmälan A 53665-2024 i Lindesbergs kommun har hittats 23 naturvårdsarter varav 8 är rödlistade.</w:t>
+        <w:t>Vi vill informera om att det i avverkningsanmälan A 53665-2024 i Lindesbergs kommun har hittats 25 naturvårdsarter varav 8 är rödlistade.</w:t>
       </w:r>
     </w:p>
     <w:p>

--- a/klagomålsmail/A 53665-2024 FSC-klagomål mail.docx
+++ b/klagomålsmail/A 53665-2024 FSC-klagomål mail.docx
@@ -11,7 +11,7 @@
     </w:p>
     <w:p>
       <w:r>
-        <w:t>Vi vill informera om att det i avverkningsanmälan A 53665-2024 i Lindesbergs kommun har hittats 25 naturvårdsarter varav 8 är rödlistade.</w:t>
+        <w:t>Vi vill informera om att det i avverkningsanmälan A 53665-2024 i Lindesbergs kommun har hittats 31 naturvårdsarter varav 10 är rödlistade.</w:t>
       </w:r>
     </w:p>
     <w:p>

--- a/klagomålsmail/A 53665-2024 FSC-klagomål mail.docx
+++ b/klagomålsmail/A 53665-2024 FSC-klagomål mail.docx
@@ -11,7 +11,7 @@
     </w:p>
     <w:p>
       <w:r>
-        <w:t>Vi vill informera om att det i avverkningsanmälan A 53665-2024 i Lindesbergs kommun har hittats 31 naturvårdsarter varav 10 är rödlistade.</w:t>
+        <w:t>Vi vill informera om att det i avverkningsanmälan A 53665-2024 i Lindesbergs kommun har hittats 32 naturvårdsarter varav 10 är rödlistade.</w:t>
       </w:r>
     </w:p>
     <w:p>

--- a/klagomålsmail/A 53665-2024 FSC-klagomål mail.docx
+++ b/klagomålsmail/A 53665-2024 FSC-klagomål mail.docx
@@ -11,7 +11,7 @@
     </w:p>
     <w:p>
       <w:r>
-        <w:t>Vi vill informera om att det i avverkningsanmälan A 53665-2024 i Lindesbergs kommun har hittats 32 naturvårdsarter varav 10 är rödlistade.</w:t>
+        <w:t>Vi vill informera om att det i avverkningsanmälan A 53665-2024 i Lindesbergs kommun har hittats 33 naturvårdsarter varav 11 är rödlistade.</w:t>
       </w:r>
     </w:p>
     <w:p>

--- a/klagomålsmail/A 53665-2024 FSC-klagomål mail.docx
+++ b/klagomålsmail/A 53665-2024 FSC-klagomål mail.docx
@@ -11,7 +11,7 @@
     </w:p>
     <w:p>
       <w:r>
-        <w:t>Vi vill informera om att det i avverkningsanmälan A 53665-2024 i Lindesbergs kommun har hittats 33 naturvårdsarter varav 11 är rödlistade.</w:t>
+        <w:t>Vi vill informera om att det i avverkningsanmälan A 53665-2024 i Lindesbergs kommun har hittats 35 naturvårdsarter varav 12 är rödlistade.</w:t>
       </w:r>
     </w:p>
     <w:p>

--- a/klagomålsmail/A 53665-2024 FSC-klagomål mail.docx
+++ b/klagomålsmail/A 53665-2024 FSC-klagomål mail.docx
@@ -11,7 +11,7 @@
     </w:p>
     <w:p>
       <w:r>
-        <w:t>Vi vill informera om att det i avverkningsanmälan A 53665-2024 i Lindesbergs kommun har hittats 35 naturvårdsarter varav 12 är rödlistade.</w:t>
+        <w:t>Vi vill informera om att det i avverkningsanmälan A 53665-2024 i Lindesbergs kommun har hittats 36 naturvårdsarter varav 12 är rödlistade.</w:t>
       </w:r>
     </w:p>
     <w:p>

--- a/klagomålsmail/A 53665-2024 FSC-klagomål mail.docx
+++ b/klagomålsmail/A 53665-2024 FSC-klagomål mail.docx
@@ -11,7 +11,7 @@
     </w:p>
     <w:p>
       <w:r>
-        <w:t>Vi vill informera om att det i avverkningsanmälan A 53665-2024 i Lindesbergs kommun har hittats 36 naturvårdsarter varav 12 är rödlistade.</w:t>
+        <w:t>Vi vill informera om att det i avverkningsanmälan A 53665-2024 i Lindesbergs kommun har hittats 37 naturvårdsarter varav 12 är rödlistade.</w:t>
       </w:r>
     </w:p>
     <w:p>

--- a/klagomålsmail/A 53665-2024 FSC-klagomål mail.docx
+++ b/klagomålsmail/A 53665-2024 FSC-klagomål mail.docx
@@ -11,7 +11,7 @@
     </w:p>
     <w:p>
       <w:r>
-        <w:t>Vi vill informera om att det i avverkningsanmälan A 53665-2024 i Lindesbergs kommun har hittats 37 naturvårdsarter varav 12 är rödlistade.</w:t>
+        <w:t>Vi vill informera om att det i avverkningsanmälan A 53665-2024 i Lindesbergs kommun har hittats 39 naturvårdsarter varav 13 är rödlistade.</w:t>
       </w:r>
     </w:p>
     <w:p>

--- a/klagomålsmail/A 53665-2024 FSC-klagomål mail.docx
+++ b/klagomålsmail/A 53665-2024 FSC-klagomål mail.docx
@@ -11,7 +11,7 @@
     </w:p>
     <w:p>
       <w:r>
-        <w:t>Vi vill informera om att det i avverkningsanmälan A 53665-2024 i Lindesbergs kommun har hittats 39 naturvårdsarter varav 13 är rödlistade.</w:t>
+        <w:t>Vi vill informera om att det i avverkningsanmälan A 53665-2024 i Lindesbergs kommun har hittats 40 naturvårdsarter varav 14 är rödlistade.</w:t>
       </w:r>
     </w:p>
     <w:p>

--- a/klagomålsmail/A 53665-2024 FSC-klagomål mail.docx
+++ b/klagomålsmail/A 53665-2024 FSC-klagomål mail.docx
@@ -11,7 +11,7 @@
     </w:p>
     <w:p>
       <w:r>
-        <w:t>Vi vill informera om att det i avverkningsanmälan A 53665-2024 i Lindesbergs kommun har hittats 40 naturvårdsarter varav 14 är rödlistade.</w:t>
+        <w:t>Vi vill informera om att det i avverkningsanmälan A 53665-2024 i Lindesbergs kommun har hittats 41 naturvårdsarter varav 14 är rödlistade.</w:t>
       </w:r>
     </w:p>
     <w:p>

--- a/klagomålsmail/A 53665-2024 FSC-klagomål mail.docx
+++ b/klagomålsmail/A 53665-2024 FSC-klagomål mail.docx
@@ -11,7 +11,7 @@
     </w:p>
     <w:p>
       <w:r>
-        <w:t>Vi vill informera om att det i avverkningsanmälan A 53665-2024 i Lindesbergs kommun har hittats 41 naturvårdsarter varav 14 är rödlistade.</w:t>
+        <w:t>Vi vill informera om att det i och inom 25 meter från avverkningsanmälan A 53665-2024 i Lindesbergs kommun har hittats 49 naturvårdsarter varav 19 är rödlistade.</w:t>
       </w:r>
     </w:p>
     <w:p>
